--- a/sample-report.docx
+++ b/sample-report.docx
@@ -170,7 +170,7 @@
           <w:sz w:val="22"/>
           <w:szCs w:val="22"/>
         </w:rPr>
-        <w:t xml:space="preserve">Report ID: PSEC-IAQ-2026-04-RLH</w:t>
+        <w:t xml:space="preserve">Report ID: PSEC-IAQ-2026-04-7M3</w:t>
       </w:r>
     </w:p>
     <w:p>
@@ -792,7 +792,7 @@
           <w:sz w:val="14"/>
           <w:szCs w:val="14"/>
         </w:rPr>
-        <w:t xml:space="preserve">Prudence Safety &amp; Environmental Consulting, LLC  |  Report ID: PSEC-IAQ-2026-04-RLH  |  April 23, 2026</w:t>
+        <w:t xml:space="preserve">Prudence Safety &amp; Environmental Consulting, LLC  |  Report ID: PSEC-IAQ-2026-04-7M3  |  April 23, 2026</w:t>
       </w:r>
     </w:p>
     <w:p>
